--- a/WebTechnology-FairRecordContentFinal (4).docx
+++ b/WebTechnology-FairRecordContentFinal (4).docx
@@ -1,6 +1,6 @@
 
 <file path=word/document.xml><?xml version="1.0" encoding="utf-8"?>
-<w:document xmlns:o="urn:schemas-microsoft-com:office:office" xmlns:r="http://schemas.openxmlformats.org/officeDocument/2006/relationships" xmlns:v="urn:schemas-microsoft-com:vml" xmlns:w="http://schemas.openxmlformats.org/wordprocessingml/2006/main" xmlns:w10="urn:schemas-microsoft-com:office:word" xmlns:wp="http://schemas.openxmlformats.org/drawingml/2006/wordprocessingDrawing" xmlns:wps="http://schemas.microsoft.com/office/word/2010/wordprocessingShape" xmlns:wpg="http://schemas.microsoft.com/office/word/2010/wordprocessingGroup" xmlns:mc="http://schemas.openxmlformats.org/markup-compatibility/2006" xmlns:wp14="http://schemas.microsoft.com/office/word/2010/wordprocessingDrawing" xmlns:w14="http://schemas.microsoft.com/office/word/2010/wordml" xmlns:w15="http://schemas.microsoft.com/office/word/2012/wordml" mc:Ignorable="w14 wp14 w15">
+<w:document xmlns:o="urn:schemas-microsoft-com:office:office" xmlns:r="http://schemas.openxmlformats.org/officeDocument/2006/relationships" xmlns:v="urn:schemas-microsoft-com:vml" xmlns:w="http://schemas.openxmlformats.org/wordprocessingml/2006/main" xmlns:w10="urn:schemas-microsoft-com:office:word" xmlns:wp="http://schemas.openxmlformats.org/drawingml/2006/wordprocessingDrawing" xmlns:wps="http://schemas.microsoft.com/office/word/2010/wordprocessingShape" xmlns:wpg="http://schemas.microsoft.com/office/word/2010/wordprocessingGroup" xmlns:mc="http://schemas.openxmlformats.org/markup-compatibility/2006" xmlns:wp14="http://schemas.microsoft.com/office/word/2010/wordprocessingDrawing" xmlns:w14="http://schemas.microsoft.com/office/word/2010/wordml" mc:Ignorable="w14 wp14">
   <w:body>
     <w:p>
       <w:pPr>
@@ -45,7 +45,6 @@
         <w:tblW w:w="9360" w:type="dxa"/>
         <w:jc w:val="left"/>
         <w:tblInd w:w="0" w:type="dxa"/>
-        <w:tblLayout w:type="fixed"/>
         <w:tblCellMar>
           <w:top w:w="100" w:type="dxa"/>
           <w:left w:w="100" w:type="dxa"/>
@@ -1706,17 +1705,7 @@
           <w:sz w:val="24"/>
           <w:szCs w:val="24"/>
         </w:rPr>
-        <w:t>Create class time table using table tag</w:t>
-      </w:r>
-      <w:r>
-        <w:rPr>
-          <w:rFonts w:eastAsia="Roboto" w:cs="Roboto"/>
-          <w:b/>
-          <w:bCs/>
-          <w:sz w:val="24"/>
-          <w:szCs w:val="24"/>
-        </w:rPr>
-        <w:t>.</w:t>
+        <w:t>Create class time table using table tag.</w:t>
       </w:r>
     </w:p>
     <w:p>
@@ -1777,15 +1766,7 @@
           <w:sz w:val="24"/>
           <w:szCs w:val="24"/>
         </w:rPr>
-        <w:t>Create a html page to display class time table</w:t>
-      </w:r>
-      <w:r>
-        <w:rPr>
-          <w:rFonts w:eastAsia="Roboto" w:cs="Roboto"/>
-          <w:sz w:val="24"/>
-          <w:szCs w:val="24"/>
-        </w:rPr>
-        <w:t>.</w:t>
+        <w:t>Create a html page to display class time table.</w:t>
       </w:r>
     </w:p>
     <w:p>
@@ -1859,7 +1840,6 @@
         <w:tblW w:w="5000" w:type="pct"/>
         <w:jc w:val="left"/>
         <w:tblInd w:w="-5" w:type="dxa"/>
-        <w:tblLayout w:type="fixed"/>
         <w:tblCellMar>
           <w:top w:w="55" w:type="dxa"/>
           <w:left w:w="55" w:type="dxa"/>
@@ -2971,7 +2951,7 @@
           <w:szCs w:val="28"/>
         </w:rPr>
         <w:drawing>
-          <wp:anchor behindDoc="0" distT="0" distB="0" distL="0" distR="0" simplePos="0" locked="0" layoutInCell="0" allowOverlap="1" relativeHeight="21">
+          <wp:anchor behindDoc="0" distT="0" distB="0" distL="0" distR="0" simplePos="0" locked="0" layoutInCell="1" allowOverlap="1" relativeHeight="2">
             <wp:simplePos x="0" y="0"/>
             <wp:positionH relativeFrom="column">
               <wp:posOffset>363855</wp:posOffset>
@@ -3337,7 +3317,6 @@
         <w:tblW w:w="5000" w:type="pct"/>
         <w:jc w:val="left"/>
         <w:tblInd w:w="-5" w:type="dxa"/>
-        <w:tblLayout w:type="fixed"/>
         <w:tblCellMar>
           <w:top w:w="55" w:type="dxa"/>
           <w:left w:w="55" w:type="dxa"/>
@@ -3850,7 +3829,7 @@
       </w:pPr>
       <w:r>
         <w:drawing>
-          <wp:anchor behindDoc="0" distT="0" distB="0" distL="0" distR="0" simplePos="0" locked="0" layoutInCell="0" allowOverlap="1" relativeHeight="22">
+          <wp:anchor behindDoc="0" distT="0" distB="0" distL="0" distR="0" simplePos="0" locked="0" layoutInCell="1" allowOverlap="1" relativeHeight="3">
             <wp:simplePos x="0" y="0"/>
             <wp:positionH relativeFrom="column">
               <wp:posOffset>123825</wp:posOffset>
@@ -3980,17 +3959,7 @@
           <w:sz w:val="28"/>
           <w:szCs w:val="28"/>
         </w:rPr>
-        <w:t>C</w:t>
-      </w:r>
-      <w:r>
-        <w:rPr>
-          <w:rFonts w:eastAsia="Roboto" w:cs="Roboto"/>
-          <w:b/>
-          <w:bCs/>
-          <w:sz w:val="28"/>
-          <w:szCs w:val="28"/>
-        </w:rPr>
-        <w:t>reate your Resume using HTML use text.</w:t>
+        <w:t>Create your Resume using HTML use text.</w:t>
       </w:r>
     </w:p>
     <w:p>
@@ -4101,7 +4070,6 @@
         <w:tblW w:w="5000" w:type="pct"/>
         <w:jc w:val="left"/>
         <w:tblInd w:w="-5" w:type="dxa"/>
-        <w:tblLayout w:type="fixed"/>
         <w:tblCellMar>
           <w:top w:w="55" w:type="dxa"/>
           <w:left w:w="55" w:type="dxa"/>
@@ -5663,7 +5631,7 @@
           <w:szCs w:val="28"/>
         </w:rPr>
         <w:drawing>
-          <wp:anchor behindDoc="0" distT="0" distB="0" distL="0" distR="0" simplePos="0" locked="0" layoutInCell="0" allowOverlap="1" relativeHeight="23">
+          <wp:anchor behindDoc="0" distT="0" distB="0" distL="0" distR="0" simplePos="0" locked="0" layoutInCell="1" allowOverlap="1" relativeHeight="4">
             <wp:simplePos x="0" y="0"/>
             <wp:positionH relativeFrom="column">
               <wp:align>center</wp:align>
@@ -5708,6 +5676,15 @@
           </wp:anchor>
         </w:drawing>
         <w:tab/>
+      </w:r>
+      <w:r>
+        <w:rPr>
+          <w:rFonts w:eastAsia="Roboto" w:cs="Roboto"/>
+          <w:b/>
+          <w:bCs/>
+          <w:sz w:val="28"/>
+          <w:szCs w:val="28"/>
+        </w:rPr>
         <w:tab/>
         <w:tab/>
         <w:tab/>
@@ -5719,7 +5696,7 @@
       </w:r>
       <w:r>
         <w:drawing>
-          <wp:anchor behindDoc="0" distT="0" distB="0" distL="0" distR="0" simplePos="0" locked="0" layoutInCell="0" allowOverlap="1" relativeHeight="24">
+          <wp:anchor behindDoc="0" distT="0" distB="0" distL="0" distR="0" simplePos="0" locked="0" layoutInCell="1" allowOverlap="1" relativeHeight="5">
             <wp:simplePos x="0" y="0"/>
             <wp:positionH relativeFrom="column">
               <wp:align>center</wp:align>
@@ -5772,7 +5749,17 @@
           <w:sz w:val="28"/>
           <w:szCs w:val="28"/>
         </w:rPr>
-        <w:t xml:space="preserve">        </w:t>
+        <w:t xml:space="preserve"> </w:t>
+      </w:r>
+      <w:r>
+        <w:rPr>
+          <w:rFonts w:eastAsia="Roboto" w:cs="Roboto"/>
+          <w:b/>
+          <w:bCs/>
+          <w:sz w:val="28"/>
+          <w:szCs w:val="28"/>
+        </w:rPr>
+        <w:t xml:space="preserve">       </w:t>
       </w:r>
       <w:r>
         <w:br w:type="page"/>
@@ -5977,7 +5964,6 @@
         <w:tblW w:w="5000" w:type="pct"/>
         <w:jc w:val="left"/>
         <w:tblInd w:w="-5" w:type="dxa"/>
-        <w:tblLayout w:type="fixed"/>
         <w:tblCellMar>
           <w:top w:w="55" w:type="dxa"/>
           <w:left w:w="55" w:type="dxa"/>
@@ -7673,7 +7659,13 @@
         </w:rPr>
       </w:pPr>
       <w:r>
-        <w:rPr/>
+        <w:rPr>
+          <w:rFonts w:eastAsia="Roboto" w:cs="Roboto"/>
+          <w:b/>
+          <w:bCs/>
+          <w:sz w:val="28"/>
+          <w:szCs w:val="28"/>
+        </w:rPr>
       </w:r>
     </w:p>
     <w:p>
@@ -7692,7 +7684,13 @@
         </w:rPr>
       </w:pPr>
       <w:r>
-        <w:rPr/>
+        <w:rPr>
+          <w:rFonts w:eastAsia="Roboto" w:cs="Roboto"/>
+          <w:b/>
+          <w:bCs/>
+          <w:sz w:val="28"/>
+          <w:szCs w:val="28"/>
+        </w:rPr>
       </w:r>
     </w:p>
     <w:p>
@@ -7776,7 +7774,7 @@
           <w:lang w:val="en-US" w:eastAsia="zh-CN" w:bidi="hi-IN"/>
         </w:rPr>
         <w:drawing>
-          <wp:anchor behindDoc="0" distT="0" distB="0" distL="0" distR="0" simplePos="0" locked="0" layoutInCell="0" allowOverlap="1" relativeHeight="25">
+          <wp:anchor behindDoc="0" distT="0" distB="0" distL="0" distR="0" simplePos="0" locked="0" layoutInCell="1" allowOverlap="1" relativeHeight="6">
             <wp:simplePos x="0" y="0"/>
             <wp:positionH relativeFrom="column">
               <wp:posOffset>500380</wp:posOffset>
@@ -8027,7 +8025,6 @@
         <w:tblW w:w="9360" w:type="dxa"/>
         <w:jc w:val="left"/>
         <w:tblInd w:w="0" w:type="dxa"/>
-        <w:tblLayout w:type="fixed"/>
         <w:tblCellMar>
           <w:top w:w="55" w:type="dxa"/>
           <w:left w:w="55" w:type="dxa"/>
@@ -8729,7 +8726,7 @@
       </w:pPr>
       <w:r>
         <w:drawing>
-          <wp:anchor behindDoc="0" distT="0" distB="0" distL="0" distR="0" simplePos="0" locked="0" layoutInCell="0" allowOverlap="1" relativeHeight="26">
+          <wp:anchor behindDoc="0" distT="0" distB="0" distL="0" distR="0" simplePos="0" locked="0" layoutInCell="1" allowOverlap="1" relativeHeight="7">
             <wp:simplePos x="0" y="0"/>
             <wp:positionH relativeFrom="column">
               <wp:posOffset>0</wp:posOffset>
@@ -8782,7 +8779,17 @@
           <w:sz w:val="28"/>
           <w:szCs w:val="28"/>
         </w:rPr>
-        <w:t>Output</w:t>
+        <w:t>O</w:t>
+      </w:r>
+      <w:r>
+        <w:rPr>
+          <w:rFonts w:eastAsia="Roboto" w:cs="Roboto"/>
+          <w:b/>
+          <w:bCs/>
+          <w:sz w:val="28"/>
+          <w:szCs w:val="28"/>
+        </w:rPr>
+        <w:t>utput</w:t>
       </w:r>
       <w:r>
         <w:br w:type="page"/>
@@ -8965,7 +8972,6 @@
         <w:tblW w:w="9360" w:type="dxa"/>
         <w:jc w:val="left"/>
         <w:tblInd w:w="0" w:type="dxa"/>
-        <w:tblLayout w:type="fixed"/>
         <w:tblCellMar>
           <w:top w:w="55" w:type="dxa"/>
           <w:left w:w="55" w:type="dxa"/>
@@ -9946,7 +9952,7 @@
           <w:szCs w:val="28"/>
         </w:rPr>
         <w:drawing>
-          <wp:anchor behindDoc="0" distT="0" distB="0" distL="0" distR="0" simplePos="0" locked="0" layoutInCell="0" allowOverlap="1" relativeHeight="27">
+          <wp:anchor behindDoc="0" distT="0" distB="0" distL="0" distR="0" simplePos="0" locked="0" layoutInCell="1" allowOverlap="1" relativeHeight="8">
             <wp:simplePos x="0" y="0"/>
             <wp:positionH relativeFrom="column">
               <wp:align>center</wp:align>
@@ -10188,7 +10194,6 @@
         <w:tblW w:w="9360" w:type="dxa"/>
         <w:jc w:val="left"/>
         <w:tblInd w:w="0" w:type="dxa"/>
-        <w:tblLayout w:type="fixed"/>
         <w:tblCellMar>
           <w:top w:w="55" w:type="dxa"/>
           <w:left w:w="55" w:type="dxa"/>
@@ -10688,7 +10693,7 @@
           <w:szCs w:val="28"/>
         </w:rPr>
         <w:drawing>
-          <wp:anchor behindDoc="0" distT="0" distB="0" distL="0" distR="0" simplePos="0" locked="0" layoutInCell="0" allowOverlap="1" relativeHeight="28">
+          <wp:anchor behindDoc="0" distT="0" distB="0" distL="0" distR="0" simplePos="0" locked="0" layoutInCell="1" allowOverlap="1" relativeHeight="9">
             <wp:simplePos x="0" y="0"/>
             <wp:positionH relativeFrom="column">
               <wp:align>center</wp:align>
@@ -10877,7 +10882,6 @@
         <w:tblW w:w="5000" w:type="pct"/>
         <w:jc w:val="left"/>
         <w:tblInd w:w="-5" w:type="dxa"/>
-        <w:tblLayout w:type="fixed"/>
         <w:tblCellMar>
           <w:top w:w="55" w:type="dxa"/>
           <w:left w:w="55" w:type="dxa"/>
@@ -11375,7 +11379,7 @@
       <w:r>
         <w:rPr/>
         <w:drawing>
-          <wp:anchor behindDoc="0" distT="0" distB="0" distL="0" distR="0" simplePos="0" locked="0" layoutInCell="0" allowOverlap="1" relativeHeight="29">
+          <wp:anchor behindDoc="0" distT="0" distB="0" distL="0" distR="0" simplePos="0" locked="0" layoutInCell="1" allowOverlap="1" relativeHeight="34">
             <wp:simplePos x="0" y="0"/>
             <wp:positionH relativeFrom="column">
               <wp:align>center</wp:align>
@@ -11386,7 +11390,7 @@
             <wp:extent cx="3838575" cy="4829175"/>
             <wp:effectExtent l="0" t="0" r="0" b="0"/>
             <wp:wrapSquare wrapText="largest"/>
-            <wp:docPr id="9" name="Image10" descr=""/>
+            <wp:docPr id="9" name="Image9" descr=""/>
             <wp:cNvGraphicFramePr>
               <a:graphicFrameLocks xmlns:a="http://schemas.openxmlformats.org/drawingml/2006/main" noChangeAspect="1"/>
             </wp:cNvGraphicFramePr>
@@ -11394,7 +11398,7 @@
               <a:graphicData uri="http://schemas.openxmlformats.org/drawingml/2006/picture">
                 <pic:pic xmlns:pic="http://schemas.openxmlformats.org/drawingml/2006/picture">
                   <pic:nvPicPr>
-                    <pic:cNvPr id="9" name="Image10" descr=""/>
+                    <pic:cNvPr id="9" name="Image9" descr=""/>
                     <pic:cNvPicPr>
                       <a:picLocks noChangeAspect="1" noChangeArrowheads="1"/>
                     </pic:cNvPicPr>
@@ -11420,12 +11424,1628 @@
           </wp:anchor>
         </w:drawing>
       </w:r>
+      <w:r>
+        <w:br w:type="page"/>
+      </w:r>
+    </w:p>
+    <w:p>
+      <w:pPr>
+        <w:pStyle w:val="LOnormal"/>
+        <w:spacing w:lineRule="auto" w:line="360"/>
+        <w:ind w:left="0" w:hanging="0"/>
+        <w:jc w:val="both"/>
+        <w:rPr/>
+      </w:pPr>
+      <w:r>
+        <w:rPr/>
+        <w:t xml:space="preserve">  </w:t>
+      </w:r>
+    </w:p>
+    <w:p>
+      <w:pPr>
+        <w:pStyle w:val="LOnormal"/>
+        <w:spacing w:lineRule="auto" w:line="360"/>
+        <w:ind w:left="0" w:hanging="0"/>
+        <w:jc w:val="both"/>
+        <w:rPr/>
+      </w:pPr>
+      <w:r>
+        <w:rPr>
+          <w:rFonts w:eastAsia="Roboto" w:cs="Roboto"/>
+          <w:b/>
+          <w:bCs/>
+          <w:sz w:val="28"/>
+          <w:szCs w:val="28"/>
+        </w:rPr>
+        <w:tab/>
+        <w:tab/>
+        <w:tab/>
+        <w:tab/>
+        <w:tab/>
+        <w:tab/>
+        <w:tab/>
+        <w:tab/>
+        <w:tab/>
+        <w:tab/>
+        <w:tab/>
+        <w:t>Program 9</w:t>
+      </w:r>
+    </w:p>
+    <w:p>
+      <w:pPr>
+        <w:pStyle w:val="LOnormal"/>
+        <w:spacing w:lineRule="auto" w:line="360"/>
+        <w:ind w:left="0" w:hanging="0"/>
+        <w:jc w:val="right"/>
+        <w:rPr/>
+      </w:pPr>
+      <w:r>
+        <w:rPr>
+          <w:rFonts w:eastAsia="Roboto" w:cs="Roboto"/>
+          <w:b/>
+          <w:bCs/>
+          <w:sz w:val="28"/>
+          <w:szCs w:val="28"/>
+        </w:rPr>
+        <w:tab/>
+        <w:tab/>
+        <w:t>Write a HTML /</w:t>
+      </w:r>
+      <w:r>
+        <w:rPr>
+          <w:rFonts w:eastAsia="Roboto" w:cs="Roboto"/>
+          <w:b/>
+          <w:bCs/>
+          <w:sz w:val="28"/>
+          <w:szCs w:val="28"/>
+        </w:rPr>
+        <w:t>Javascript page to create a validation.</w:t>
+      </w:r>
+    </w:p>
+    <w:p>
+      <w:pPr>
+        <w:pStyle w:val="LOnormal"/>
+        <w:spacing w:lineRule="auto" w:line="360"/>
+        <w:ind w:left="0" w:hanging="0"/>
+        <w:jc w:val="both"/>
+        <w:rPr/>
+      </w:pPr>
+      <w:r>
+        <w:rPr>
+          <w:rFonts w:eastAsia="Roboto" w:cs="Roboto"/>
+          <w:b/>
+          <w:bCs/>
+          <w:sz w:val="24"/>
+          <w:szCs w:val="24"/>
+        </w:rPr>
+        <w:t>Aim</w:t>
+      </w:r>
+    </w:p>
+    <w:p>
+      <w:pPr>
+        <w:pStyle w:val="LOnormal"/>
+        <w:spacing w:lineRule="auto" w:line="360"/>
+        <w:ind w:left="0" w:hanging="0"/>
+        <w:jc w:val="left"/>
+        <w:rPr>
+          <w:b w:val="false"/>
+          <w:b w:val="false"/>
+          <w:bCs w:val="false"/>
+        </w:rPr>
+      </w:pPr>
+      <w:r>
+        <w:rPr>
+          <w:rFonts w:eastAsia="Roboto" w:cs="Roboto"/>
+          <w:b w:val="false"/>
+          <w:bCs w:val="false"/>
+          <w:sz w:val="28"/>
+          <w:szCs w:val="28"/>
+        </w:rPr>
+        <w:t>Write a HTML /Javascript page to create a validation.</w:t>
+      </w:r>
+    </w:p>
+    <w:p>
+      <w:pPr>
+        <w:pStyle w:val="LOnormal"/>
+        <w:spacing w:lineRule="auto" w:line="360"/>
+        <w:ind w:left="0" w:hanging="0"/>
+        <w:jc w:val="left"/>
+        <w:rPr>
+          <w:b/>
+          <w:b/>
+          <w:bCs/>
+        </w:rPr>
+      </w:pPr>
+      <w:r>
+        <w:rPr>
+          <w:rFonts w:eastAsia="Roboto" w:cs="Roboto"/>
+          <w:b/>
+          <w:bCs/>
+          <w:sz w:val="28"/>
+          <w:szCs w:val="28"/>
+        </w:rPr>
+        <w:t>Program</w:t>
+      </w:r>
+    </w:p>
+    <w:tbl>
+      <w:tblPr>
+        <w:tblW w:w="9360" w:type="dxa"/>
+        <w:jc w:val="left"/>
+        <w:tblInd w:w="0" w:type="dxa"/>
+        <w:tblCellMar>
+          <w:top w:w="55" w:type="dxa"/>
+          <w:left w:w="55" w:type="dxa"/>
+          <w:bottom w:w="55" w:type="dxa"/>
+          <w:right w:w="55" w:type="dxa"/>
+        </w:tblCellMar>
+      </w:tblPr>
+      <w:tblGrid>
+        <w:gridCol w:w="9360"/>
+      </w:tblGrid>
+      <w:tr>
+        <w:trPr/>
+        <w:tc>
+          <w:tcPr>
+            <w:tcW w:w="9360" w:type="dxa"/>
+            <w:tcBorders>
+              <w:top w:val="single" w:sz="2" w:space="0" w:color="000000"/>
+              <w:left w:val="single" w:sz="2" w:space="0" w:color="000000"/>
+              <w:bottom w:val="single" w:sz="2" w:space="0" w:color="000000"/>
+              <w:right w:val="single" w:sz="2" w:space="0" w:color="000000"/>
+            </w:tcBorders>
+          </w:tcPr>
+          <w:p>
+            <w:pPr>
+              <w:pStyle w:val="TableContents"/>
+              <w:rPr/>
+            </w:pPr>
+            <w:r>
+              <w:rPr/>
+              <w:t>&lt;!DOCTYPE html&gt;</w:t>
+            </w:r>
+          </w:p>
+          <w:p>
+            <w:pPr>
+              <w:pStyle w:val="TableContents"/>
+              <w:rPr/>
+            </w:pPr>
+            <w:r>
+              <w:rPr/>
+              <w:t>&lt;html&gt;</w:t>
+            </w:r>
+          </w:p>
+          <w:p>
+            <w:pPr>
+              <w:pStyle w:val="TableContents"/>
+              <w:rPr/>
+            </w:pPr>
+            <w:r>
+              <w:rPr/>
+              <w:t>&lt;head&gt;&lt;title&gt;Login&lt;/title&gt;</w:t>
+            </w:r>
+          </w:p>
+          <w:p>
+            <w:pPr>
+              <w:pStyle w:val="TableContents"/>
+              <w:rPr/>
+            </w:pPr>
+            <w:r>
+              <w:rPr/>
+              <w:t>&lt;script&gt;</w:t>
+            </w:r>
+          </w:p>
+          <w:p>
+            <w:pPr>
+              <w:pStyle w:val="TableContents"/>
+              <w:rPr/>
+            </w:pPr>
+            <w:r>
+              <w:rPr/>
+              <w:t>function login()</w:t>
+            </w:r>
+          </w:p>
+          <w:p>
+            <w:pPr>
+              <w:pStyle w:val="TableContents"/>
+              <w:rPr/>
+            </w:pPr>
+            <w:r>
+              <w:rPr/>
+              <w:t>{</w:t>
+            </w:r>
+          </w:p>
+          <w:p>
+            <w:pPr>
+              <w:pStyle w:val="TableContents"/>
+              <w:rPr/>
+            </w:pPr>
+            <w:r>
+              <w:rPr/>
+              <w:tab/>
+              <w:t>let username=document.getElementById("user").value;</w:t>
+            </w:r>
+          </w:p>
+          <w:p>
+            <w:pPr>
+              <w:pStyle w:val="TableContents"/>
+              <w:rPr/>
+            </w:pPr>
+            <w:r>
+              <w:rPr/>
+              <w:tab/>
+              <w:t>let password=document.getElementById("pass").value;</w:t>
+            </w:r>
+          </w:p>
+          <w:p>
+            <w:pPr>
+              <w:pStyle w:val="TableContents"/>
+              <w:rPr/>
+            </w:pPr>
+            <w:r>
+              <w:rPr/>
+              <w:tab/>
+              <w:t>if(username=="")</w:t>
+            </w:r>
+          </w:p>
+          <w:p>
+            <w:pPr>
+              <w:pStyle w:val="TableContents"/>
+              <w:rPr/>
+            </w:pPr>
+            <w:r>
+              <w:rPr/>
+              <w:tab/>
+              <w:t>{</w:t>
+            </w:r>
+          </w:p>
+          <w:p>
+            <w:pPr>
+              <w:pStyle w:val="TableContents"/>
+              <w:rPr/>
+            </w:pPr>
+            <w:r>
+              <w:rPr/>
+              <w:tab/>
+              <w:tab/>
+              <w:t>alert("Please enter username");</w:t>
+            </w:r>
+          </w:p>
+          <w:p>
+            <w:pPr>
+              <w:pStyle w:val="TableContents"/>
+              <w:rPr/>
+            </w:pPr>
+            <w:r>
+              <w:rPr/>
+              <w:tab/>
+              <w:tab/>
+              <w:t>return;</w:t>
+            </w:r>
+          </w:p>
+          <w:p>
+            <w:pPr>
+              <w:pStyle w:val="TableContents"/>
+              <w:rPr/>
+            </w:pPr>
+            <w:r>
+              <w:rPr/>
+              <w:tab/>
+              <w:t>}</w:t>
+            </w:r>
+          </w:p>
+          <w:p>
+            <w:pPr>
+              <w:pStyle w:val="TableContents"/>
+              <w:rPr/>
+            </w:pPr>
+            <w:r>
+              <w:rPr/>
+              <w:tab/>
+              <w:t>if(password=="")</w:t>
+            </w:r>
+          </w:p>
+          <w:p>
+            <w:pPr>
+              <w:pStyle w:val="TableContents"/>
+              <w:rPr/>
+            </w:pPr>
+            <w:r>
+              <w:rPr/>
+              <w:tab/>
+              <w:t>{</w:t>
+            </w:r>
+          </w:p>
+          <w:p>
+            <w:pPr>
+              <w:pStyle w:val="TableContents"/>
+              <w:rPr/>
+            </w:pPr>
+            <w:r>
+              <w:rPr/>
+              <w:tab/>
+              <w:tab/>
+              <w:t>alert("Please enter password");</w:t>
+            </w:r>
+          </w:p>
+          <w:p>
+            <w:pPr>
+              <w:pStyle w:val="TableContents"/>
+              <w:rPr/>
+            </w:pPr>
+            <w:r>
+              <w:rPr/>
+              <w:tab/>
+              <w:tab/>
+              <w:t>return;</w:t>
+            </w:r>
+          </w:p>
+          <w:p>
+            <w:pPr>
+              <w:pStyle w:val="TableContents"/>
+              <w:rPr/>
+            </w:pPr>
+            <w:r>
+              <w:rPr/>
+              <w:tab/>
+              <w:t>}</w:t>
+            </w:r>
+          </w:p>
+          <w:p>
+            <w:pPr>
+              <w:pStyle w:val="TableContents"/>
+              <w:rPr/>
+            </w:pPr>
+            <w:r>
+              <w:rPr/>
+              <w:tab/>
+              <w:t>if(password.length&gt;6&amp;&amp;password.length&lt;12)</w:t>
+            </w:r>
+          </w:p>
+          <w:p>
+            <w:pPr>
+              <w:pStyle w:val="TableContents"/>
+              <w:rPr/>
+            </w:pPr>
+            <w:r>
+              <w:rPr/>
+              <w:tab/>
+              <w:t>{</w:t>
+            </w:r>
+          </w:p>
+          <w:p>
+            <w:pPr>
+              <w:pStyle w:val="TableContents"/>
+              <w:rPr/>
+            </w:pPr>
+            <w:r>
+              <w:rPr/>
+              <w:tab/>
+              <w:tab/>
+              <w:t>alert("Password must be 6 characters only");</w:t>
+            </w:r>
+          </w:p>
+          <w:p>
+            <w:pPr>
+              <w:pStyle w:val="TableContents"/>
+              <w:rPr/>
+            </w:pPr>
+            <w:r>
+              <w:rPr/>
+              <w:tab/>
+              <w:tab/>
+              <w:t>return;</w:t>
+            </w:r>
+          </w:p>
+          <w:p>
+            <w:pPr>
+              <w:pStyle w:val="TableContents"/>
+              <w:rPr/>
+            </w:pPr>
+            <w:r>
+              <w:rPr/>
+              <w:tab/>
+              <w:t>}</w:t>
+            </w:r>
+          </w:p>
+          <w:p>
+            <w:pPr>
+              <w:pStyle w:val="TableContents"/>
+              <w:rPr/>
+            </w:pPr>
+            <w:r>
+              <w:rPr/>
+              <w:tab/>
+              <w:t>alert("Login succesfully");</w:t>
+            </w:r>
+          </w:p>
+          <w:p>
+            <w:pPr>
+              <w:pStyle w:val="TableContents"/>
+              <w:rPr/>
+            </w:pPr>
+            <w:r>
+              <w:rPr/>
+              <w:t>}</w:t>
+            </w:r>
+          </w:p>
+          <w:p>
+            <w:pPr>
+              <w:pStyle w:val="TableContents"/>
+              <w:rPr/>
+            </w:pPr>
+            <w:r>
+              <w:rPr/>
+              <w:tab/>
+            </w:r>
+          </w:p>
+          <w:p>
+            <w:pPr>
+              <w:pStyle w:val="TableContents"/>
+              <w:rPr/>
+            </w:pPr>
+            <w:r>
+              <w:rPr/>
+              <w:t>&lt;/script&gt;</w:t>
+            </w:r>
+          </w:p>
+          <w:p>
+            <w:pPr>
+              <w:pStyle w:val="TableContents"/>
+              <w:rPr/>
+            </w:pPr>
+            <w:r>
+              <w:rPr/>
+              <w:t>&lt;body&gt;</w:t>
+            </w:r>
+          </w:p>
+          <w:p>
+            <w:pPr>
+              <w:pStyle w:val="TableContents"/>
+              <w:rPr/>
+            </w:pPr>
+            <w:r>
+              <w:rPr/>
+              <w:t>&lt;h3&gt;login Page&lt;/h3&gt;</w:t>
+            </w:r>
+          </w:p>
+          <w:p>
+            <w:pPr>
+              <w:pStyle w:val="TableContents"/>
+              <w:rPr/>
+            </w:pPr>
+            <w:r>
+              <w:rPr/>
+              <w:t>Username:</w:t>
+            </w:r>
+          </w:p>
+          <w:p>
+            <w:pPr>
+              <w:pStyle w:val="TableContents"/>
+              <w:rPr/>
+            </w:pPr>
+            <w:r>
+              <w:rPr/>
+              <w:t>&lt;input type="text" id="user"&gt;&lt;br&gt;&lt;br&gt;</w:t>
+            </w:r>
+          </w:p>
+          <w:p>
+            <w:pPr>
+              <w:pStyle w:val="TableContents"/>
+              <w:rPr/>
+            </w:pPr>
+            <w:r>
+              <w:rPr/>
+              <w:t>Password:</w:t>
+            </w:r>
+          </w:p>
+          <w:p>
+            <w:pPr>
+              <w:pStyle w:val="TableContents"/>
+              <w:rPr/>
+            </w:pPr>
+            <w:r>
+              <w:rPr/>
+              <w:t>&lt;input type="password" id="pass"&gt;&lt;br&gt;&lt;br&gt;</w:t>
+            </w:r>
+          </w:p>
+          <w:p>
+            <w:pPr>
+              <w:pStyle w:val="TableContents"/>
+              <w:rPr/>
+            </w:pPr>
+            <w:r>
+              <w:rPr/>
+            </w:r>
+          </w:p>
+          <w:p>
+            <w:pPr>
+              <w:pStyle w:val="TableContents"/>
+              <w:rPr/>
+            </w:pPr>
+            <w:r>
+              <w:rPr/>
+              <w:t>&lt;input type="button" value="Login" onclick="login()"&gt;</w:t>
+            </w:r>
+          </w:p>
+          <w:p>
+            <w:pPr>
+              <w:pStyle w:val="TableContents"/>
+              <w:rPr/>
+            </w:pPr>
+            <w:r>
+              <w:rPr/>
+              <w:t>&lt;/body&gt;</w:t>
+            </w:r>
+          </w:p>
+          <w:p>
+            <w:pPr>
+              <w:pStyle w:val="TableContents"/>
+              <w:rPr/>
+            </w:pPr>
+            <w:r>
+              <w:rPr/>
+              <w:t>&lt;/html&gt;</w:t>
+            </w:r>
+          </w:p>
+        </w:tc>
+      </w:tr>
+    </w:tbl>
+    <w:p>
+      <w:pPr>
+        <w:pStyle w:val="LOnormal"/>
+        <w:spacing w:lineRule="auto" w:line="360"/>
+        <w:ind w:left="0" w:hanging="0"/>
+        <w:jc w:val="both"/>
+        <w:rPr>
+          <w:sz w:val="28"/>
+          <w:szCs w:val="28"/>
+        </w:rPr>
+      </w:pPr>
+      <w:r>
+        <w:rPr>
+          <w:sz w:val="28"/>
+          <w:szCs w:val="28"/>
+        </w:rPr>
+      </w:r>
+    </w:p>
+    <w:p>
+      <w:pPr>
+        <w:pStyle w:val="LOnormal"/>
+        <w:spacing w:lineRule="auto" w:line="360"/>
+        <w:ind w:left="0" w:hanging="0"/>
+        <w:jc w:val="both"/>
+        <w:rPr>
+          <w:sz w:val="28"/>
+          <w:szCs w:val="28"/>
+        </w:rPr>
+      </w:pPr>
+      <w:r>
+        <w:rPr>
+          <w:sz w:val="28"/>
+          <w:szCs w:val="28"/>
+        </w:rPr>
+      </w:r>
+    </w:p>
+    <w:p>
+      <w:pPr>
+        <w:pStyle w:val="LOnormal"/>
+        <w:spacing w:lineRule="auto" w:line="360"/>
+        <w:ind w:left="0" w:hanging="0"/>
+        <w:jc w:val="both"/>
+        <w:rPr>
+          <w:sz w:val="28"/>
+          <w:szCs w:val="28"/>
+        </w:rPr>
+      </w:pPr>
+      <w:r>
+        <w:rPr>
+          <w:sz w:val="28"/>
+          <w:szCs w:val="28"/>
+        </w:rPr>
+      </w:r>
+    </w:p>
+    <w:p>
+      <w:pPr>
+        <w:pStyle w:val="LOnormal"/>
+        <w:spacing w:lineRule="auto" w:line="360"/>
+        <w:ind w:left="0" w:hanging="0"/>
+        <w:jc w:val="both"/>
+        <w:rPr>
+          <w:b/>
+          <w:b/>
+          <w:bCs/>
+          <w:sz w:val="28"/>
+          <w:szCs w:val="28"/>
+        </w:rPr>
+      </w:pPr>
+      <w:r>
+        <w:rPr>
+          <w:b/>
+          <w:bCs/>
+          <w:sz w:val="28"/>
+          <w:szCs w:val="28"/>
+        </w:rPr>
+        <w:t>Output</w:t>
+      </w:r>
+    </w:p>
+    <w:p>
+      <w:pPr>
+        <w:pStyle w:val="LOnormal"/>
+        <w:spacing w:lineRule="auto" w:line="360"/>
+        <w:ind w:left="0" w:hanging="0"/>
+        <w:jc w:val="both"/>
+        <w:rPr>
+          <w:b/>
+          <w:b/>
+          <w:bCs/>
+          <w:sz w:val="28"/>
+          <w:szCs w:val="28"/>
+        </w:rPr>
+      </w:pPr>
+      <w:r>
+        <w:rPr>
+          <w:b/>
+          <w:bCs/>
+          <w:sz w:val="28"/>
+          <w:szCs w:val="28"/>
+        </w:rPr>
+        <w:drawing>
+          <wp:anchor behindDoc="0" distT="0" distB="0" distL="0" distR="0" simplePos="0" locked="0" layoutInCell="1" allowOverlap="1" relativeHeight="35">
+            <wp:simplePos x="0" y="0"/>
+            <wp:positionH relativeFrom="column">
+              <wp:posOffset>0</wp:posOffset>
+            </wp:positionH>
+            <wp:positionV relativeFrom="paragraph">
+              <wp:posOffset>140970</wp:posOffset>
+            </wp:positionV>
+            <wp:extent cx="5943600" cy="3075940"/>
+            <wp:effectExtent l="0" t="0" r="0" b="0"/>
+            <wp:wrapSquare wrapText="largest"/>
+            <wp:docPr id="10" name="Image10" descr=""/>
+            <wp:cNvGraphicFramePr>
+              <a:graphicFrameLocks xmlns:a="http://schemas.openxmlformats.org/drawingml/2006/main" noChangeAspect="1"/>
+            </wp:cNvGraphicFramePr>
+            <a:graphic xmlns:a="http://schemas.openxmlformats.org/drawingml/2006/main">
+              <a:graphicData uri="http://schemas.openxmlformats.org/drawingml/2006/picture">
+                <pic:pic xmlns:pic="http://schemas.openxmlformats.org/drawingml/2006/picture">
+                  <pic:nvPicPr>
+                    <pic:cNvPr id="10" name="Image10" descr=""/>
+                    <pic:cNvPicPr>
+                      <a:picLocks noChangeAspect="1" noChangeArrowheads="1"/>
+                    </pic:cNvPicPr>
+                  </pic:nvPicPr>
+                  <pic:blipFill>
+                    <a:blip r:embed="rId11"/>
+                    <a:stretch>
+                      <a:fillRect/>
+                    </a:stretch>
+                  </pic:blipFill>
+                  <pic:spPr bwMode="auto">
+                    <a:xfrm>
+                      <a:off x="0" y="0"/>
+                      <a:ext cx="5943600" cy="3075940"/>
+                    </a:xfrm>
+                    <a:prstGeom prst="rect">
+                      <a:avLst/>
+                    </a:prstGeom>
+                  </pic:spPr>
+                </pic:pic>
+              </a:graphicData>
+            </a:graphic>
+          </wp:anchor>
+        </w:drawing>
+        <w:drawing>
+          <wp:anchor behindDoc="0" distT="0" distB="0" distL="0" distR="0" simplePos="0" locked="0" layoutInCell="1" allowOverlap="1" relativeHeight="36">
+            <wp:simplePos x="0" y="0"/>
+            <wp:positionH relativeFrom="column">
+              <wp:posOffset>-9525</wp:posOffset>
+            </wp:positionH>
+            <wp:positionV relativeFrom="paragraph">
+              <wp:posOffset>3507740</wp:posOffset>
+            </wp:positionV>
+            <wp:extent cx="5943600" cy="3195955"/>
+            <wp:effectExtent l="0" t="0" r="0" b="0"/>
+            <wp:wrapSquare wrapText="largest"/>
+            <wp:docPr id="11" name="Image11" descr=""/>
+            <wp:cNvGraphicFramePr>
+              <a:graphicFrameLocks xmlns:a="http://schemas.openxmlformats.org/drawingml/2006/main" noChangeAspect="1"/>
+            </wp:cNvGraphicFramePr>
+            <a:graphic xmlns:a="http://schemas.openxmlformats.org/drawingml/2006/main">
+              <a:graphicData uri="http://schemas.openxmlformats.org/drawingml/2006/picture">
+                <pic:pic xmlns:pic="http://schemas.openxmlformats.org/drawingml/2006/picture">
+                  <pic:nvPicPr>
+                    <pic:cNvPr id="11" name="Image11" descr=""/>
+                    <pic:cNvPicPr>
+                      <a:picLocks noChangeAspect="1" noChangeArrowheads="1"/>
+                    </pic:cNvPicPr>
+                  </pic:nvPicPr>
+                  <pic:blipFill>
+                    <a:blip r:embed="rId12"/>
+                    <a:stretch>
+                      <a:fillRect/>
+                    </a:stretch>
+                  </pic:blipFill>
+                  <pic:spPr bwMode="auto">
+                    <a:xfrm>
+                      <a:off x="0" y="0"/>
+                      <a:ext cx="5943600" cy="3195955"/>
+                    </a:xfrm>
+                    <a:prstGeom prst="rect">
+                      <a:avLst/>
+                    </a:prstGeom>
+                  </pic:spPr>
+                </pic:pic>
+              </a:graphicData>
+            </a:graphic>
+          </wp:anchor>
+        </w:drawing>
+      </w:r>
+    </w:p>
+    <w:p>
+      <w:pPr>
+        <w:pStyle w:val="LOnormal"/>
+        <w:spacing w:lineRule="auto" w:line="360"/>
+        <w:ind w:left="0" w:hanging="0"/>
+        <w:jc w:val="both"/>
+        <w:rPr>
+          <w:sz w:val="28"/>
+          <w:szCs w:val="28"/>
+        </w:rPr>
+      </w:pPr>
+      <w:r>
+        <w:rPr>
+          <w:sz w:val="28"/>
+          <w:szCs w:val="28"/>
+        </w:rPr>
+      </w:r>
+    </w:p>
+    <w:p>
+      <w:pPr>
+        <w:pStyle w:val="LOnormal"/>
+        <w:spacing w:lineRule="auto" w:line="360"/>
+        <w:ind w:left="0" w:hanging="0"/>
+        <w:jc w:val="both"/>
+        <w:rPr>
+          <w:rFonts w:eastAsia="Roboto" w:cs="Roboto"/>
+          <w:b/>
+          <w:b/>
+          <w:bCs/>
+        </w:rPr>
+      </w:pPr>
+      <w:r>
+        <w:rPr>
+          <w:sz w:val="28"/>
+          <w:szCs w:val="28"/>
+        </w:rPr>
+      </w:r>
+    </w:p>
+    <w:p>
+      <w:pPr>
+        <w:pStyle w:val="LOnormal"/>
+        <w:spacing w:lineRule="auto" w:line="360"/>
+        <w:ind w:left="0" w:hanging="0"/>
+        <w:jc w:val="both"/>
+        <w:rPr>
+          <w:rFonts w:eastAsia="Roboto" w:cs="Roboto"/>
+          <w:b/>
+          <w:b/>
+          <w:bCs/>
+        </w:rPr>
+      </w:pPr>
+      <w:r>
+        <w:rPr>
+          <w:sz w:val="28"/>
+          <w:szCs w:val="28"/>
+        </w:rPr>
+      </w:r>
+    </w:p>
+    <w:p>
+      <w:pPr>
+        <w:pStyle w:val="LOnormal"/>
+        <w:spacing w:lineRule="auto" w:line="360"/>
+        <w:ind w:left="0" w:hanging="0"/>
+        <w:jc w:val="both"/>
+        <w:rPr>
+          <w:sz w:val="28"/>
+          <w:szCs w:val="28"/>
+        </w:rPr>
+      </w:pPr>
+      <w:r>
+        <w:rPr>
+          <w:rFonts w:eastAsia="Roboto" w:cs="Roboto"/>
+          <w:b/>
+          <w:bCs/>
+          <w:sz w:val="28"/>
+          <w:szCs w:val="28"/>
+        </w:rPr>
+        <w:tab/>
+        <w:tab/>
+        <w:tab/>
+        <w:tab/>
+        <w:tab/>
+        <w:tab/>
+        <w:tab/>
+        <w:tab/>
+        <w:tab/>
+        <w:tab/>
+        <w:t xml:space="preserve">       </w:t>
+      </w:r>
+      <w:r>
+        <w:rPr>
+          <w:rFonts w:eastAsia="Roboto" w:cs="Roboto"/>
+          <w:b/>
+          <w:bCs/>
+          <w:sz w:val="28"/>
+          <w:szCs w:val="28"/>
+        </w:rPr>
+        <w:t xml:space="preserve">Program </w:t>
+      </w:r>
+      <w:r>
+        <w:rPr>
+          <w:rFonts w:eastAsia="Roboto" w:cs="Roboto"/>
+          <w:b/>
+          <w:bCs/>
+          <w:sz w:val="28"/>
+          <w:szCs w:val="28"/>
+        </w:rPr>
+        <w:t>10</w:t>
+      </w:r>
+    </w:p>
+    <w:p>
+      <w:pPr>
+        <w:pStyle w:val="LOnormal"/>
+        <w:spacing w:lineRule="auto" w:line="360"/>
+        <w:ind w:left="0" w:hanging="0"/>
+        <w:jc w:val="right"/>
+        <w:rPr/>
+      </w:pPr>
+      <w:r>
+        <w:rPr>
+          <w:rFonts w:eastAsia="Roboto" w:cs="Roboto"/>
+          <w:b/>
+          <w:bCs/>
+          <w:sz w:val="28"/>
+          <w:szCs w:val="28"/>
+        </w:rPr>
+        <w:tab/>
+        <w:tab/>
+      </w:r>
+      <w:r>
+        <w:rPr>
+          <w:rFonts w:eastAsia="Roboto" w:cs="Roboto"/>
+          <w:b/>
+          <w:bCs/>
+          <w:sz w:val="28"/>
+          <w:szCs w:val="28"/>
+        </w:rPr>
+        <w:t xml:space="preserve">Develop a simple calculator for  addition,subtraction,multiplication and divison operation using </w:t>
+      </w:r>
+    </w:p>
+    <w:p>
+      <w:pPr>
+        <w:pStyle w:val="LOnormal"/>
+        <w:spacing w:lineRule="auto" w:line="360"/>
+        <w:ind w:left="0" w:hanging="0"/>
+        <w:jc w:val="right"/>
+        <w:rPr/>
+      </w:pPr>
+      <w:r>
+        <w:rPr>
+          <w:rFonts w:eastAsia="Roboto" w:cs="Roboto"/>
+          <w:b/>
+          <w:bCs/>
+          <w:sz w:val="28"/>
+          <w:szCs w:val="28"/>
+        </w:rPr>
+        <w:tab/>
+        <w:t>JavaScript.</w:t>
+      </w:r>
+    </w:p>
+    <w:p>
+      <w:pPr>
+        <w:pStyle w:val="LOnormal"/>
+        <w:spacing w:lineRule="auto" w:line="360"/>
+        <w:ind w:left="0" w:hanging="0"/>
+        <w:jc w:val="both"/>
+        <w:rPr>
+          <w:b/>
+          <w:b/>
+          <w:bCs/>
+          <w:sz w:val="28"/>
+          <w:szCs w:val="28"/>
+        </w:rPr>
+      </w:pPr>
+      <w:r>
+        <w:rPr>
+          <w:rFonts w:eastAsia="Roboto" w:cs="Roboto"/>
+          <w:b/>
+          <w:bCs/>
+          <w:sz w:val="24"/>
+          <w:szCs w:val="24"/>
+        </w:rPr>
+        <w:t>Aim</w:t>
+      </w:r>
+    </w:p>
+    <w:p>
+      <w:pPr>
+        <w:pStyle w:val="Normal"/>
+        <w:spacing w:lineRule="auto" w:line="360"/>
+        <w:ind w:left="0" w:hanging="0"/>
+        <w:jc w:val="left"/>
+        <w:rPr/>
+      </w:pPr>
+      <w:r>
+        <w:rPr>
+          <w:rFonts w:eastAsia="Roboto" w:cs="Roboto"/>
+          <w:b/>
+          <w:bCs/>
+          <w:sz w:val="28"/>
+          <w:szCs w:val="28"/>
+        </w:rPr>
+        <w:t>Develop a simple calculator for  addition,subtraction,multiplication and divison operation using JavaScript.</w:t>
+      </w:r>
+    </w:p>
+    <w:p>
+      <w:pPr>
+        <w:pStyle w:val="LOnormal"/>
+        <w:spacing w:lineRule="auto" w:line="360"/>
+        <w:ind w:left="0" w:hanging="0"/>
+        <w:jc w:val="both"/>
+        <w:rPr>
+          <w:b/>
+          <w:b/>
+          <w:bCs/>
+          <w:sz w:val="28"/>
+          <w:szCs w:val="28"/>
+        </w:rPr>
+      </w:pPr>
+      <w:r>
+        <w:rPr>
+          <w:rFonts w:eastAsia="Roboto" w:cs="Roboto"/>
+          <w:b/>
+          <w:bCs/>
+          <w:sz w:val="24"/>
+          <w:szCs w:val="24"/>
+        </w:rPr>
+        <w:t>Program</w:t>
+      </w:r>
+    </w:p>
+    <w:tbl>
+      <w:tblPr>
+        <w:tblW w:w="9360" w:type="dxa"/>
+        <w:jc w:val="left"/>
+        <w:tblInd w:w="0" w:type="dxa"/>
+        <w:tblCellMar>
+          <w:top w:w="55" w:type="dxa"/>
+          <w:left w:w="55" w:type="dxa"/>
+          <w:bottom w:w="55" w:type="dxa"/>
+          <w:right w:w="55" w:type="dxa"/>
+        </w:tblCellMar>
+      </w:tblPr>
+      <w:tblGrid>
+        <w:gridCol w:w="9360"/>
+      </w:tblGrid>
+      <w:tr>
+        <w:trPr/>
+        <w:tc>
+          <w:tcPr>
+            <w:tcW w:w="9360" w:type="dxa"/>
+            <w:tcBorders>
+              <w:top w:val="single" w:sz="2" w:space="0" w:color="000000"/>
+              <w:left w:val="single" w:sz="2" w:space="0" w:color="000000"/>
+              <w:bottom w:val="single" w:sz="2" w:space="0" w:color="000000"/>
+              <w:right w:val="single" w:sz="2" w:space="0" w:color="000000"/>
+            </w:tcBorders>
+          </w:tcPr>
+          <w:p>
+            <w:pPr>
+              <w:pStyle w:val="TableContents"/>
+              <w:rPr/>
+            </w:pPr>
+            <w:r>
+              <w:rPr/>
+              <w:t>&lt;!DOCTYPE html&gt;</w:t>
+            </w:r>
+          </w:p>
+          <w:p>
+            <w:pPr>
+              <w:pStyle w:val="TableContents"/>
+              <w:rPr/>
+            </w:pPr>
+            <w:r>
+              <w:rPr/>
+              <w:t>&lt;html&gt;</w:t>
+            </w:r>
+          </w:p>
+          <w:p>
+            <w:pPr>
+              <w:pStyle w:val="TableContents"/>
+              <w:rPr/>
+            </w:pPr>
+            <w:r>
+              <w:rPr/>
+              <w:t>&lt;head&gt;&lt;title&gt;OnlineCalculator&lt;/title&gt;</w:t>
+            </w:r>
+          </w:p>
+          <w:p>
+            <w:pPr>
+              <w:pStyle w:val="TableContents"/>
+              <w:rPr/>
+            </w:pPr>
+            <w:r>
+              <w:rPr/>
+              <w:t>&lt;script&gt;</w:t>
+            </w:r>
+          </w:p>
+          <w:p>
+            <w:pPr>
+              <w:pStyle w:val="TableContents"/>
+              <w:rPr/>
+            </w:pPr>
+            <w:r>
+              <w:rPr/>
+              <w:t>document.getElementById("mul"),addEventListener("click",function()</w:t>
+            </w:r>
+          </w:p>
+          <w:p>
+            <w:pPr>
+              <w:pStyle w:val="TableContents"/>
+              <w:rPr/>
+            </w:pPr>
+            <w:r>
+              <w:rPr/>
+              <w:t>{</w:t>
+            </w:r>
+          </w:p>
+          <w:p>
+            <w:pPr>
+              <w:pStyle w:val="TableContents"/>
+              <w:rPr/>
+            </w:pPr>
+            <w:r>
+              <w:rPr/>
+              <w:tab/>
+              <w:t>let n1=Number(document.getElementById("n1").value);</w:t>
+            </w:r>
+          </w:p>
+          <w:p>
+            <w:pPr>
+              <w:pStyle w:val="TableContents"/>
+              <w:rPr/>
+            </w:pPr>
+            <w:r>
+              <w:rPr/>
+              <w:tab/>
+              <w:t xml:space="preserve"> let n2=Number(document.getElementById("n2").value);</w:t>
+            </w:r>
+          </w:p>
+          <w:p>
+            <w:pPr>
+              <w:pStyle w:val="TableContents"/>
+              <w:rPr/>
+            </w:pPr>
+            <w:r>
+              <w:rPr/>
+              <w:tab/>
+              <w:t xml:space="preserve"> let op=document.getElementById("op").value;</w:t>
+            </w:r>
+          </w:p>
+          <w:p>
+            <w:pPr>
+              <w:pStyle w:val="TableContents"/>
+              <w:rPr/>
+            </w:pPr>
+            <w:r>
+              <w:rPr/>
+              <w:tab/>
+              <w:t>let rslt;</w:t>
+            </w:r>
+          </w:p>
+          <w:p>
+            <w:pPr>
+              <w:pStyle w:val="TableContents"/>
+              <w:rPr/>
+            </w:pPr>
+            <w:r>
+              <w:rPr/>
+              <w:tab/>
+              <w:t>switch(op)</w:t>
+            </w:r>
+          </w:p>
+          <w:p>
+            <w:pPr>
+              <w:pStyle w:val="TableContents"/>
+              <w:rPr/>
+            </w:pPr>
+            <w:r>
+              <w:rPr/>
+              <w:tab/>
+              <w:t>{</w:t>
+            </w:r>
+          </w:p>
+          <w:p>
+            <w:pPr>
+              <w:pStyle w:val="TableContents"/>
+              <w:rPr/>
+            </w:pPr>
+            <w:r>
+              <w:rPr/>
+              <w:tab/>
+              <w:tab/>
+              <w:t>case "+":rslt=(n1)+(n2);</w:t>
+            </w:r>
+          </w:p>
+          <w:p>
+            <w:pPr>
+              <w:pStyle w:val="TableContents"/>
+              <w:rPr/>
+            </w:pPr>
+            <w:r>
+              <w:rPr/>
+              <w:tab/>
+              <w:tab/>
+              <w:tab/>
+              <w:t>break;</w:t>
+            </w:r>
+          </w:p>
+          <w:p>
+            <w:pPr>
+              <w:pStyle w:val="TableContents"/>
+              <w:rPr/>
+            </w:pPr>
+            <w:r>
+              <w:rPr/>
+              <w:tab/>
+              <w:tab/>
+              <w:t>case "*":rslt=(n1)*(n2);</w:t>
+            </w:r>
+          </w:p>
+          <w:p>
+            <w:pPr>
+              <w:pStyle w:val="TableContents"/>
+              <w:rPr/>
+            </w:pPr>
+            <w:r>
+              <w:rPr/>
+              <w:t xml:space="preserve">                        </w:t>
+            </w:r>
+            <w:r>
+              <w:rPr/>
+              <w:t>break;</w:t>
+            </w:r>
+          </w:p>
+          <w:p>
+            <w:pPr>
+              <w:pStyle w:val="TableContents"/>
+              <w:rPr/>
+            </w:pPr>
+            <w:r>
+              <w:rPr/>
+              <w:tab/>
+              <w:tab/>
+              <w:t>case "-":rslt=(n1)-(n2);</w:t>
+            </w:r>
+          </w:p>
+          <w:p>
+            <w:pPr>
+              <w:pStyle w:val="TableContents"/>
+              <w:rPr/>
+            </w:pPr>
+            <w:r>
+              <w:rPr/>
+              <w:t xml:space="preserve">                        </w:t>
+            </w:r>
+            <w:r>
+              <w:rPr/>
+              <w:t>break;</w:t>
+            </w:r>
+          </w:p>
+          <w:p>
+            <w:pPr>
+              <w:pStyle w:val="TableContents"/>
+              <w:rPr/>
+            </w:pPr>
+            <w:r>
+              <w:rPr/>
+              <w:tab/>
+              <w:tab/>
+              <w:t>case "/":rslt=(n1)/(n2);</w:t>
+            </w:r>
+          </w:p>
+          <w:p>
+            <w:pPr>
+              <w:pStyle w:val="TableContents"/>
+              <w:rPr/>
+            </w:pPr>
+            <w:r>
+              <w:rPr/>
+              <w:t xml:space="preserve">                        </w:t>
+            </w:r>
+            <w:r>
+              <w:rPr/>
+              <w:t>break;</w:t>
+            </w:r>
+          </w:p>
+          <w:p>
+            <w:pPr>
+              <w:pStyle w:val="TableContents"/>
+              <w:rPr/>
+            </w:pPr>
+            <w:r>
+              <w:rPr/>
+              <w:tab/>
+              <w:t>};</w:t>
+            </w:r>
+          </w:p>
+          <w:p>
+            <w:pPr>
+              <w:pStyle w:val="TableContents"/>
+              <w:rPr/>
+            </w:pPr>
+            <w:r>
+              <w:rPr/>
+              <w:tab/>
+              <w:t>document.getElementById("rs").innerHTML="result:"+rslt;</w:t>
+            </w:r>
+          </w:p>
+          <w:p>
+            <w:pPr>
+              <w:pStyle w:val="TableContents"/>
+              <w:rPr/>
+            </w:pPr>
+            <w:r>
+              <w:rPr/>
+              <w:t>});</w:t>
+            </w:r>
+          </w:p>
+          <w:p>
+            <w:pPr>
+              <w:pStyle w:val="TableContents"/>
+              <w:rPr/>
+            </w:pPr>
+            <w:r>
+              <w:rPr/>
+              <w:t>&lt;/script&gt;</w:t>
+            </w:r>
+          </w:p>
+          <w:p>
+            <w:pPr>
+              <w:pStyle w:val="TableContents"/>
+              <w:rPr/>
+            </w:pPr>
+            <w:r>
+              <w:rPr/>
+              <w:t>&lt;/head&gt;</w:t>
+            </w:r>
+          </w:p>
+          <w:p>
+            <w:pPr>
+              <w:pStyle w:val="TableContents"/>
+              <w:rPr/>
+            </w:pPr>
+            <w:r>
+              <w:rPr/>
+              <w:t>&lt;h4 align="center"&gt;&lt;u&gt;Calculator&lt;/u&gt;&lt;/h4&gt;</w:t>
+            </w:r>
+          </w:p>
+          <w:p>
+            <w:pPr>
+              <w:pStyle w:val="TableContents"/>
+              <w:rPr/>
+            </w:pPr>
+            <w:r>
+              <w:rPr/>
+              <w:t>&lt;body&gt;</w:t>
+            </w:r>
+          </w:p>
+          <w:p>
+            <w:pPr>
+              <w:pStyle w:val="TableContents"/>
+              <w:rPr/>
+            </w:pPr>
+            <w:r>
+              <w:rPr/>
+              <w:t>Enter First Number:</w:t>
+            </w:r>
+          </w:p>
+          <w:p>
+            <w:pPr>
+              <w:pStyle w:val="TableContents"/>
+              <w:rPr/>
+            </w:pPr>
+            <w:r>
+              <w:rPr/>
+              <w:t>&lt;input type="number" id="n1"&gt;&lt;br&gt;</w:t>
+            </w:r>
+          </w:p>
+          <w:p>
+            <w:pPr>
+              <w:pStyle w:val="TableContents"/>
+              <w:rPr/>
+            </w:pPr>
+            <w:r>
+              <w:rPr/>
+              <w:t>Enter operator:</w:t>
+            </w:r>
+          </w:p>
+          <w:p>
+            <w:pPr>
+              <w:pStyle w:val="TableContents"/>
+              <w:rPr/>
+            </w:pPr>
+            <w:r>
+              <w:rPr/>
+              <w:t>&lt;input type="text" maxlength="1" id="op"&gt;&lt;br&gt;</w:t>
+            </w:r>
+          </w:p>
+          <w:p>
+            <w:pPr>
+              <w:pStyle w:val="TableContents"/>
+              <w:rPr/>
+            </w:pPr>
+            <w:r>
+              <w:rPr/>
+              <w:t>Enter Second Number:</w:t>
+            </w:r>
+          </w:p>
+          <w:p>
+            <w:pPr>
+              <w:pStyle w:val="TableContents"/>
+              <w:rPr/>
+            </w:pPr>
+            <w:r>
+              <w:rPr/>
+              <w:t>&lt;input type="number" id="n2"&gt;&lt;br&gt;</w:t>
+            </w:r>
+          </w:p>
+          <w:p>
+            <w:pPr>
+              <w:pStyle w:val="TableContents"/>
+              <w:rPr/>
+            </w:pPr>
+            <w:r>
+              <w:rPr/>
+              <w:t>&lt;input type="button" value="Submit" id="mul"&gt;</w:t>
+            </w:r>
+          </w:p>
+          <w:p>
+            <w:pPr>
+              <w:pStyle w:val="TableContents"/>
+              <w:rPr/>
+            </w:pPr>
+            <w:r>
+              <w:rPr/>
+              <w:t>&lt;p id="rs"&gt;&lt;/p&gt;</w:t>
+            </w:r>
+          </w:p>
+          <w:p>
+            <w:pPr>
+              <w:pStyle w:val="TableContents"/>
+              <w:rPr/>
+            </w:pPr>
+            <w:r>
+              <w:rPr/>
+              <w:t>&lt;/body&gt;</w:t>
+            </w:r>
+          </w:p>
+          <w:p>
+            <w:pPr>
+              <w:pStyle w:val="TableContents"/>
+              <w:rPr/>
+            </w:pPr>
+            <w:r>
+              <w:rPr/>
+              <w:t>&lt;/html&gt;</w:t>
+            </w:r>
+          </w:p>
+        </w:tc>
+      </w:tr>
+    </w:tbl>
+    <w:p>
+      <w:pPr>
+        <w:pStyle w:val="LOnormal"/>
+        <w:spacing w:lineRule="auto" w:line="360"/>
+        <w:ind w:left="0" w:hanging="0"/>
+        <w:jc w:val="both"/>
+        <w:rPr>
+          <w:rFonts w:eastAsia="Roboto" w:cs="Roboto"/>
+        </w:rPr>
+      </w:pPr>
+      <w:r>
+        <w:rPr>
+          <w:b/>
+          <w:bCs/>
+          <w:sz w:val="28"/>
+          <w:szCs w:val="28"/>
+        </w:rPr>
+      </w:r>
+    </w:p>
+    <w:p>
+      <w:pPr>
+        <w:pStyle w:val="LOnormal"/>
+        <w:spacing w:lineRule="auto" w:line="360"/>
+        <w:ind w:left="0" w:hanging="0"/>
+        <w:jc w:val="both"/>
+        <w:rPr>
+          <w:b/>
+          <w:b/>
+          <w:bCs/>
+          <w:sz w:val="28"/>
+          <w:szCs w:val="28"/>
+        </w:rPr>
+      </w:pPr>
+      <w:r>
+        <w:rPr>
+          <w:rFonts w:eastAsia="Roboto" w:cs="Roboto"/>
+          <w:b/>
+          <w:bCs/>
+          <w:sz w:val="28"/>
+          <w:szCs w:val="28"/>
+        </w:rPr>
+        <w:t>Output</w:t>
+      </w:r>
+    </w:p>
+    <w:p>
+      <w:pPr>
+        <w:pStyle w:val="LOnormal"/>
+        <w:spacing w:lineRule="auto" w:line="360"/>
+        <w:ind w:left="0" w:hanging="0"/>
+        <w:jc w:val="both"/>
+        <w:rPr>
+          <w:rFonts w:eastAsia="Roboto" w:cs="Roboto"/>
+        </w:rPr>
+      </w:pPr>
+      <w:r>
+        <w:rPr>
+          <w:b/>
+          <w:bCs/>
+          <w:sz w:val="28"/>
+          <w:szCs w:val="28"/>
+        </w:rPr>
+      </w:r>
+    </w:p>
+    <w:p>
+      <w:pPr>
+        <w:pStyle w:val="LOnormal"/>
+        <w:spacing w:lineRule="auto" w:line="360"/>
+        <w:ind w:left="0" w:hanging="0"/>
+        <w:jc w:val="left"/>
+        <w:rPr>
+          <w:rFonts w:eastAsia="Roboto" w:cs="Roboto"/>
+        </w:rPr>
+      </w:pPr>
+      <w:r>
+        <w:rPr>
+          <w:b/>
+          <w:bCs/>
+          <w:sz w:val="28"/>
+          <w:szCs w:val="28"/>
+        </w:rPr>
+        <w:drawing>
+          <wp:anchor behindDoc="0" distT="0" distB="0" distL="0" distR="0" simplePos="0" locked="0" layoutInCell="1" allowOverlap="1" relativeHeight="37">
+            <wp:simplePos x="0" y="0"/>
+            <wp:positionH relativeFrom="column">
+              <wp:posOffset>-28575</wp:posOffset>
+            </wp:positionH>
+            <wp:positionV relativeFrom="paragraph">
+              <wp:posOffset>-38100</wp:posOffset>
+            </wp:positionV>
+            <wp:extent cx="5943600" cy="2298700"/>
+            <wp:effectExtent l="0" t="0" r="0" b="0"/>
+            <wp:wrapSquare wrapText="largest"/>
+            <wp:docPr id="12" name="Image13" descr=""/>
+            <wp:cNvGraphicFramePr>
+              <a:graphicFrameLocks xmlns:a="http://schemas.openxmlformats.org/drawingml/2006/main" noChangeAspect="1"/>
+            </wp:cNvGraphicFramePr>
+            <a:graphic xmlns:a="http://schemas.openxmlformats.org/drawingml/2006/main">
+              <a:graphicData uri="http://schemas.openxmlformats.org/drawingml/2006/picture">
+                <pic:pic xmlns:pic="http://schemas.openxmlformats.org/drawingml/2006/picture">
+                  <pic:nvPicPr>
+                    <pic:cNvPr id="12" name="Image13" descr=""/>
+                    <pic:cNvPicPr>
+                      <a:picLocks noChangeAspect="1" noChangeArrowheads="1"/>
+                    </pic:cNvPicPr>
+                  </pic:nvPicPr>
+                  <pic:blipFill>
+                    <a:blip r:embed="rId13"/>
+                    <a:stretch>
+                      <a:fillRect/>
+                    </a:stretch>
+                  </pic:blipFill>
+                  <pic:spPr bwMode="auto">
+                    <a:xfrm>
+                      <a:off x="0" y="0"/>
+                      <a:ext cx="5943600" cy="2298700"/>
+                    </a:xfrm>
+                    <a:prstGeom prst="rect">
+                      <a:avLst/>
+                    </a:prstGeom>
+                  </pic:spPr>
+                </pic:pic>
+              </a:graphicData>
+            </a:graphic>
+          </wp:anchor>
+        </w:drawing>
+        <w:drawing>
+          <wp:anchor behindDoc="0" distT="0" distB="0" distL="0" distR="0" simplePos="0" locked="0" layoutInCell="1" allowOverlap="1" relativeHeight="38">
+            <wp:simplePos x="0" y="0"/>
+            <wp:positionH relativeFrom="column">
+              <wp:posOffset>-123825</wp:posOffset>
+            </wp:positionH>
+            <wp:positionV relativeFrom="paragraph">
+              <wp:posOffset>2076450</wp:posOffset>
+            </wp:positionV>
+            <wp:extent cx="5943600" cy="1772285"/>
+            <wp:effectExtent l="0" t="0" r="0" b="0"/>
+            <wp:wrapSquare wrapText="largest"/>
+            <wp:docPr id="13" name="Image12" descr=""/>
+            <wp:cNvGraphicFramePr>
+              <a:graphicFrameLocks xmlns:a="http://schemas.openxmlformats.org/drawingml/2006/main" noChangeAspect="1"/>
+            </wp:cNvGraphicFramePr>
+            <a:graphic xmlns:a="http://schemas.openxmlformats.org/drawingml/2006/main">
+              <a:graphicData uri="http://schemas.openxmlformats.org/drawingml/2006/picture">
+                <pic:pic xmlns:pic="http://schemas.openxmlformats.org/drawingml/2006/picture">
+                  <pic:nvPicPr>
+                    <pic:cNvPr id="13" name="Image12" descr=""/>
+                    <pic:cNvPicPr>
+                      <a:picLocks noChangeAspect="1" noChangeArrowheads="1"/>
+                    </pic:cNvPicPr>
+                  </pic:nvPicPr>
+                  <pic:blipFill>
+                    <a:blip r:embed="rId14"/>
+                    <a:stretch>
+                      <a:fillRect/>
+                    </a:stretch>
+                  </pic:blipFill>
+                  <pic:spPr bwMode="auto">
+                    <a:xfrm>
+                      <a:off x="0" y="0"/>
+                      <a:ext cx="5943600" cy="1772285"/>
+                    </a:xfrm>
+                    <a:prstGeom prst="rect">
+                      <a:avLst/>
+                    </a:prstGeom>
+                  </pic:spPr>
+                </pic:pic>
+              </a:graphicData>
+            </a:graphic>
+          </wp:anchor>
+        </w:drawing>
+      </w:r>
+      <w:r>
+        <w:br w:type="page"/>
+      </w:r>
+    </w:p>
+    <w:p>
+      <w:pPr>
+        <w:pStyle w:val="LOnormal"/>
+        <w:spacing w:lineRule="auto" w:line="360"/>
+        <w:ind w:left="0" w:hanging="0"/>
+        <w:jc w:val="left"/>
+        <w:rPr>
+          <w:b/>
+          <w:b/>
+          <w:bCs/>
+          <w:sz w:val="28"/>
+          <w:szCs w:val="28"/>
+        </w:rPr>
+      </w:pPr>
+      <w:r>
+        <w:rPr>
+          <w:rFonts w:eastAsia="Roboto" w:cs="Roboto"/>
+          <w:b/>
+          <w:bCs/>
+          <w:sz w:val="28"/>
+          <w:szCs w:val="28"/>
+        </w:rPr>
+        <w:t>aim</w:t>
+      </w:r>
     </w:p>
     <w:sectPr>
-      <w:footerReference w:type="default" r:id="rId11"/>
+      <w:footerReference w:type="default" r:id="rId15"/>
       <w:type w:val="nextPage"/>
       <w:pgSz w:w="12240" w:h="15840"/>
-      <w:pgMar w:left="1440" w:right="1440" w:gutter="0" w:header="0" w:top="360" w:footer="720" w:bottom="1440"/>
+      <w:pgMar w:left="1440" w:right="1440" w:header="0" w:top="360" w:footer="720" w:bottom="1440" w:gutter="0"/>
       <w:pgNumType w:start="1" w:fmt="decimal"/>
       <w:formProt w:val="false"/>
       <w:textDirection w:val="lrTb"/>
@@ -11436,7 +13056,7 @@
 </file>
 
 <file path=word/footer1.xml><?xml version="1.0" encoding="utf-8"?>
-<w:ftr xmlns:o="urn:schemas-microsoft-com:office:office" xmlns:r="http://schemas.openxmlformats.org/officeDocument/2006/relationships" xmlns:v="urn:schemas-microsoft-com:vml" xmlns:w="http://schemas.openxmlformats.org/wordprocessingml/2006/main" xmlns:w10="urn:schemas-microsoft-com:office:word" xmlns:wp="http://schemas.openxmlformats.org/drawingml/2006/wordprocessingDrawing" xmlns:wps="http://schemas.microsoft.com/office/word/2010/wordprocessingShape" xmlns:wpg="http://schemas.microsoft.com/office/word/2010/wordprocessingGroup" xmlns:mc="http://schemas.openxmlformats.org/markup-compatibility/2006" xmlns:wp14="http://schemas.microsoft.com/office/word/2010/wordprocessingDrawing" xmlns:w14="http://schemas.microsoft.com/office/word/2010/wordml" xmlns:w15="http://schemas.microsoft.com/office/word/2012/wordml" mc:Ignorable="w14 wp14 w15">
+<w:ftr xmlns:o="urn:schemas-microsoft-com:office:office" xmlns:r="http://schemas.openxmlformats.org/officeDocument/2006/relationships" xmlns:v="urn:schemas-microsoft-com:vml" xmlns:w="http://schemas.openxmlformats.org/wordprocessingml/2006/main" xmlns:w10="urn:schemas-microsoft-com:office:word" xmlns:wp="http://schemas.openxmlformats.org/drawingml/2006/wordprocessingDrawing" xmlns:wps="http://schemas.microsoft.com/office/word/2010/wordprocessingShape" xmlns:wpg="http://schemas.microsoft.com/office/word/2010/wordprocessingGroup" xmlns:mc="http://schemas.openxmlformats.org/markup-compatibility/2006" xmlns:wp14="http://schemas.microsoft.com/office/word/2010/wordprocessingDrawing" xmlns:w14="http://schemas.microsoft.com/office/word/2010/wordml" mc:Ignorable="w14 wp14">
   <w:p>
     <w:pPr>
       <w:pStyle w:val="LOnormal"/>
@@ -11457,9 +13077,9 @@
         <mc:Choice Requires="wps">
           <w:drawing>
             <wp:inline distT="0" distB="0" distL="0" distR="0">
-              <wp:extent cx="5946140" cy="21590"/>
+              <wp:extent cx="5946775" cy="22225"/>
               <wp:effectExtent l="0" t="0" r="0" b="0"/>
-              <wp:docPr id="10" name="Shape1"/>
+              <wp:docPr id="14" name="Shape1"/>
               <a:graphic xmlns:a="http://schemas.openxmlformats.org/drawingml/2006/main">
                 <a:graphicData uri="http://schemas.microsoft.com/office/word/2010/wordprocessingShape">
                   <wps:wsp>
@@ -11475,7 +13095,7 @@
                       <a:solidFill>
                         <a:srgbClr val="a0a0a0"/>
                       </a:solidFill>
-                      <a:ln w="0">
+                      <a:ln>
                         <a:noFill/>
                       </a:ln>
                     </wps:spPr>
@@ -11497,10 +13117,10 @@
         </mc:Choice>
         <mc:Fallback>
           <w:pict>
-            <v:rect id="shape_0" ID="Shape1" path="m0,0l-2147483645,0l-2147483645,-2147483646l0,-2147483646xe" fillcolor="#a0a0a0" stroked="f" o:allowincell="f" style="position:absolute;margin-left:0pt;margin-top:-1.75pt;width:468.15pt;height:1.65pt;mso-wrap-style:none;v-text-anchor:middle;mso-position-vertical:top">
+            <v:rect id="shape_0" ID="Shape1" fillcolor="#a0a0a0" stroked="f" style="position:absolute;margin-left:0pt;margin-top:-1.75pt;width:468.15pt;height:1.65pt;mso-position-vertical:top">
+              <w10:wrap type="none"/>
               <v:fill o:detectmouseclick="t" type="solid" color2="#5f5f5f"/>
               <v:stroke color="#3465a4" joinstyle="round" endcap="flat"/>
-              <w10:wrap type="square"/>
             </v:rect>
           </w:pict>
         </mc:Fallback>
@@ -11514,15 +13134,7 @@
     </w:pPr>
     <w:r>
       <w:rPr/>
-      <w:t xml:space="preserve">Vijay Krishnan  </w:t>
-    </w:r>
-    <w:r>
-      <w:rPr/>
-      <w:t>ES</w:t>
-    </w:r>
-    <w:r>
-      <w:rPr/>
-      <w:t xml:space="preserve">| </w:t>
+      <w:t xml:space="preserve">Vijay Krishnan  ES| </w:t>
     </w:r>
     <w:r>
       <w:rPr>
@@ -11543,7 +13155,7 @@
     </w:r>
     <w:r>
       <w:rPr/>
-      <w:instrText xml:space="preserve"> PAGE </w:instrText>
+      <w:instrText> PAGE </w:instrText>
     </w:r>
     <w:r>
       <w:rPr/>
@@ -11551,7 +13163,7 @@
     </w:r>
     <w:r>
       <w:rPr/>
-      <w:t>1</w:t>
+      <w:t>24</w:t>
     </w:r>
     <w:r>
       <w:rPr/>
